--- a/backend/static/builtin_templates/dossier_technique.docx
+++ b/backend/static/builtin_templates/dossier_technique.docx
@@ -312,6 +312,18 @@
             <w:vAlign w:val="center"/>
           </w:tcPr>
           <w:p>
+            <w:r>
+              <w:t>Type</w:t>
+            </w:r>
+          </w:p>
+        </w:tc>
+        <w:tc>
+          <w:tcPr>
+            <w:tcW w:w="2120" w:type="dxa"/>
+            <w:shd w:val="clear" w:color="auto" w:fill="F2F2F2"/>
+            <w:vAlign w:val="center"/>
+          </w:tcPr>
+          <w:p>
             <w:pPr>
               <w:spacing w:after="0"/>
             </w:pPr>
@@ -322,27 +334,6 @@
                 <w:sz w:val="20"/>
                 <w:rFonts w:ascii="Calibri" w:hAnsi="Calibri" w:cs="Calibri"/>
               </w:rPr>
-              <w:t xml:space="preserve">Catégorie</w:t>
-            </w:r>
-          </w:p>
-        </w:tc>
-        <w:tc>
-          <w:tcPr>
-            <w:tcW w:w="2120" w:type="dxa"/>
-            <w:shd w:val="clear" w:color="auto" w:fill="F2F2F2"/>
-            <w:vAlign w:val="center"/>
-          </w:tcPr>
-          <w:p>
-            <w:pPr>
-              <w:spacing w:after="0"/>
-            </w:pPr>
-            <w:r>
-              <w:rPr>
-                <w:b/>
-                <w:color w:val="333333"/>
-                <w:sz w:val="20"/>
-                <w:rFonts w:ascii="Calibri" w:hAnsi="Calibri" w:cs="Calibri"/>
-              </w:rPr>
               <w:t xml:space="preserve">Niveau</w:t>
             </w:r>
           </w:p>
@@ -354,95 +345,113 @@
             <w:vAlign w:val="center"/>
           </w:tcPr>
           <w:p>
+            <w:r>
+              <w:t>Priorit?</w:t>
+            </w:r>
+          </w:p>
+        </w:tc>
+      </w:tr>
+      <w:tr>
+        <w:tc>
+          <w:tcPr>
+            <w:tcW w:w="2409" w:type="dxa"/>
+          </w:tcPr>
+          <w:p>
+            <w:pPr>
+              <w:spacing w:before="0" w:after="0"/>
+            </w:pPr>
+            <w:r>
+              <w:rPr>
+                <w:color w:val="FFFFFF"/>
+                <w:sz w:val="2"/>
+              </w:rPr>
+              <w:t xml:space="preserve">{%tr for sk in skills %}</w:t>
+            </w:r>
+          </w:p>
+        </w:tc>
+        <w:tc>
+          <w:tcPr>
+            <w:tcW w:w="2409" w:type="dxa"/>
+          </w:tcPr>
+          <w:p>
+            <w:pPr>
+              <w:spacing w:before="0" w:after="0"/>
+            </w:pPr>
+            <w:r>
+              <w:rPr>
+                <w:color w:val="FFFFFF"/>
+                <w:sz w:val="2"/>
+              </w:rPr>
+              <w:t xml:space="preserve"/>
+            </w:r>
+          </w:p>
+        </w:tc>
+        <w:tc>
+          <w:tcPr>
+            <w:tcW w:w="2409" w:type="dxa"/>
+          </w:tcPr>
+          <w:p>
+            <w:pPr>
+              <w:spacing w:before="0" w:after="0"/>
+            </w:pPr>
+            <w:r>
+              <w:rPr>
+                <w:color w:val="FFFFFF"/>
+                <w:sz w:val="2"/>
+              </w:rPr>
+              <w:t xml:space="preserve"/>
+            </w:r>
+          </w:p>
+        </w:tc>
+        <w:tc>
+          <w:tcPr>
+            <w:tcW w:w="2411" w:type="dxa"/>
+          </w:tcPr>
+          <w:p>
+            <w:pPr>
+              <w:spacing w:before="0" w:after="0"/>
+            </w:pPr>
+            <w:r>
+              <w:rPr>
+                <w:color w:val="FFFFFF"/>
+                <w:sz w:val="2"/>
+              </w:rPr>
+              <w:t xml:space="preserve"/>
+            </w:r>
+          </w:p>
+        </w:tc>
+      </w:tr>
+      <w:tr>
+        <w:tc>
+          <w:tcPr>
+            <w:tcW w:w="3855" w:type="dxa"/>
+          </w:tcPr>
+          <w:p>
             <w:pPr>
               <w:spacing w:after="0"/>
             </w:pPr>
             <w:r>
               <w:rPr>
-                <w:b/>
-                <w:color w:val="333333"/>
                 <w:sz w:val="20"/>
                 <w:rFonts w:ascii="Calibri" w:hAnsi="Calibri" w:cs="Calibri"/>
               </w:rPr>
-              <w:t xml:space="preserve">Années</w:t>
-            </w:r>
-          </w:p>
-        </w:tc>
-      </w:tr>
-      <w:tr>
-        <w:tc>
-          <w:tcPr>
-            <w:tcW w:w="2409" w:type="dxa"/>
-          </w:tcPr>
-          <w:p>
-            <w:pPr>
-              <w:spacing w:before="0" w:after="0"/>
-            </w:pPr>
-            <w:r>
-              <w:rPr>
-                <w:color w:val="FFFFFF"/>
-                <w:sz w:val="2"/>
-              </w:rPr>
-              <w:t xml:space="preserve">{%tr for sk in skills %}</w:t>
-            </w:r>
-          </w:p>
-        </w:tc>
-        <w:tc>
-          <w:tcPr>
-            <w:tcW w:w="2409" w:type="dxa"/>
-          </w:tcPr>
-          <w:p>
-            <w:pPr>
-              <w:spacing w:before="0" w:after="0"/>
-            </w:pPr>
-            <w:r>
-              <w:rPr>
-                <w:color w:val="FFFFFF"/>
-                <w:sz w:val="2"/>
-              </w:rPr>
-              <w:t xml:space="preserve"/>
-            </w:r>
-          </w:p>
-        </w:tc>
-        <w:tc>
-          <w:tcPr>
-            <w:tcW w:w="2409" w:type="dxa"/>
-          </w:tcPr>
-          <w:p>
-            <w:pPr>
-              <w:spacing w:before="0" w:after="0"/>
-            </w:pPr>
-            <w:r>
-              <w:rPr>
-                <w:color w:val="FFFFFF"/>
-                <w:sz w:val="2"/>
-              </w:rPr>
-              <w:t xml:space="preserve"/>
-            </w:r>
-          </w:p>
-        </w:tc>
-        <w:tc>
-          <w:tcPr>
-            <w:tcW w:w="2411" w:type="dxa"/>
-          </w:tcPr>
-          <w:p>
-            <w:pPr>
-              <w:spacing w:before="0" w:after="0"/>
-            </w:pPr>
-            <w:r>
-              <w:rPr>
-                <w:color w:val="FFFFFF"/>
-                <w:sz w:val="2"/>
-              </w:rPr>
-              <w:t xml:space="preserve"/>
-            </w:r>
-          </w:p>
-        </w:tc>
-      </w:tr>
-      <w:tr>
-        <w:tc>
-          <w:tcPr>
-            <w:tcW w:w="3855" w:type="dxa"/>
+              <w:t xml:space="preserve">{{sk.name}}</w:t>
+            </w:r>
+          </w:p>
+        </w:tc>
+        <w:tc>
+          <w:tcPr>
+            <w:tcW w:w="2120" w:type="dxa"/>
+          </w:tcPr>
+          <w:p>
+            <w:r>
+              <w:t>{{sk.kind_label}}</w:t>
+            </w:r>
+          </w:p>
+        </w:tc>
+        <w:tc>
+          <w:tcPr>
+            <w:tcW w:w="2120" w:type="dxa"/>
           </w:tcPr>
           <w:p>
             <w:pPr>
@@ -453,36 +462,6 @@
                 <w:sz w:val="20"/>
                 <w:rFonts w:ascii="Calibri" w:hAnsi="Calibri" w:cs="Calibri"/>
               </w:rPr>
-              <w:t xml:space="preserve">{{sk.name}}</w:t>
-            </w:r>
-          </w:p>
-        </w:tc>
-        <w:tc>
-          <w:tcPr>
-            <w:tcW w:w="2120" w:type="dxa"/>
-          </w:tcPr>
-          <w:p>
-            <w:pPr>
-              <w:spacing w:after="0"/>
-            </w:pPr>
-            <w:r>
-              <w:t>{{sk.kind|capitalize}}</w:t>
-            </w:r>
-          </w:p>
-        </w:tc>
-        <w:tc>
-          <w:tcPr>
-            <w:tcW w:w="2120" w:type="dxa"/>
-          </w:tcPr>
-          <w:p>
-            <w:pPr>
-              <w:spacing w:after="0"/>
-            </w:pPr>
-            <w:r>
-              <w:rPr>
-                <w:sz w:val="20"/>
-                <w:rFonts w:ascii="Calibri" w:hAnsi="Calibri" w:cs="Calibri"/>
-              </w:rPr>
               <w:t xml:space="preserve">{{sk.level}}</w:t>
             </w:r>
           </w:p>
@@ -492,19 +471,9 @@
             <w:tcW w:w="1543" w:type="dxa"/>
           </w:tcPr>
           <w:p>
-            <w:pPr>
-              <w:spacing w:before="0" w:after="0"/>
-            </w:pPr>
-          </w:p>
-          <w:p>
-            <w:pPr>
-              <w:spacing w:after="0"/>
-            </w:pPr>
-          </w:p>
-          <w:p>
-            <w:pPr>
-              <w:spacing w:before="0" w:after="0"/>
-            </w:pPr>
+            <w:r>
+              <w:t>{{sk.featured_label}}</w:t>
+            </w:r>
           </w:p>
         </w:tc>
       </w:tr>
@@ -848,11 +817,8 @@
             <w:tcW w:w="2893" w:type="dxa"/>
           </w:tcPr>
           <w:p>
-            <w:pPr>
-              <w:spacing w:after="0"/>
-            </w:pPr>
-            <w:r>
-              <w:t>{{skills_tool|map(attribute='name')|join(', ')}}</w:t>
+            <w:r>
+              <w:t>{{exp.skills_tool|map(attribute='name')|join(', ')}}</w:t>
             </w:r>
           </w:p>
         </w:tc>
@@ -959,19 +925,39 @@
         <w:spacing w:after="60"/>
       </w:pPr>
       <w:r>
+        <w:t>Disponibilit? : {{availability_label}}{% if availability_date %} ({{availability_date}}){% endif %}</w:t>
+      </w:r>
+    </w:p>
+    <w:p>
+      <w:pPr>
+        <w:spacing w:before="0" w:after="0"/>
+      </w:pPr>
+      <w:r>
+        <w:rPr>
+          <w:color w:val="FFFFFF"/>
+          <w:sz w:val="2"/>
+        </w:rPr>
+        <w:t xml:space="preserve">{%p if location_preference %}</w:t>
+      </w:r>
+    </w:p>
+    <w:p>
+      <w:pPr>
+        <w:spacing w:after="60"/>
+      </w:pPr>
+      <w:r>
         <w:rPr>
           <w:b/>
           <w:sz w:val="22"/>
           <w:rFonts w:ascii="Calibri" w:hAnsi="Calibri" w:cs="Calibri"/>
         </w:rPr>
-        <w:t xml:space="preserve">Disponibilité : </w:t>
+        <w:t xml:space="preserve">Mobilité : </w:t>
       </w:r>
       <w:r>
         <w:rPr>
           <w:sz w:val="22"/>
           <w:rFonts w:ascii="Calibri" w:hAnsi="Calibri" w:cs="Calibri"/>
         </w:rPr>
-        <w:t xml:space="preserve">{{availability_status|replace('_', ' ')|capitalize}}</w:t>
+        <w:t xml:space="preserve">{{location_preference}}</w:t>
       </w:r>
     </w:p>
     <w:p>
@@ -983,27 +969,7 @@
           <w:color w:val="FFFFFF"/>
           <w:sz w:val="2"/>
         </w:rPr>
-        <w:t xml:space="preserve">{%p if location_preference %}</w:t>
-      </w:r>
-    </w:p>
-    <w:p>
-      <w:pPr>
-        <w:spacing w:after="60"/>
-      </w:pPr>
-      <w:r>
-        <w:rPr>
-          <w:b/>
-          <w:sz w:val="22"/>
-          <w:rFonts w:ascii="Calibri" w:hAnsi="Calibri" w:cs="Calibri"/>
-        </w:rPr>
-        <w:t xml:space="preserve">Mobilité : </w:t>
-      </w:r>
-      <w:r>
-        <w:rPr>
-          <w:sz w:val="22"/>
-          <w:rFonts w:ascii="Calibri" w:hAnsi="Calibri" w:cs="Calibri"/>
-        </w:rPr>
-        <w:t xml:space="preserve">{{location_preference}}</w:t>
+        <w:t xml:space="preserve">{%p endif %}</w:t>
       </w:r>
     </w:p>
     <w:p>
@@ -1015,18 +981,6 @@
           <w:color w:val="FFFFFF"/>
           <w:sz w:val="2"/>
         </w:rPr>
-        <w:t xml:space="preserve">{%p endif %}</w:t>
-      </w:r>
-    </w:p>
-    <w:p>
-      <w:pPr>
-        <w:spacing w:before="0" w:after="0"/>
-      </w:pPr>
-      <w:r>
-        <w:rPr>
-          <w:color w:val="FFFFFF"/>
-          <w:sz w:val="2"/>
-        </w:rPr>
         <w:t xml:space="preserve">{%p if work_mode %}</w:t>
       </w:r>
     </w:p>
@@ -1035,19 +989,7 @@
         <w:spacing w:after="60"/>
       </w:pPr>
       <w:r>
-        <w:rPr>
-          <w:b/>
-          <w:sz w:val="22"/>
-          <w:rFonts w:ascii="Calibri" w:hAnsi="Calibri" w:cs="Calibri"/>
-        </w:rPr>
-        <w:t xml:space="preserve">Mode de travail : </w:t>
-      </w:r>
-      <w:r>
-        <w:rPr>
-          <w:sz w:val="22"/>
-          <w:rFonts w:ascii="Calibri" w:hAnsi="Calibri" w:cs="Calibri"/>
-        </w:rPr>
-        <w:t xml:space="preserve">{{work_mode|capitalize}}</w:t>
+        <w:t>Mode de travail : {{work_mode_label}}</w:t>
       </w:r>
     </w:p>
     <w:p>
@@ -1256,7 +1198,7 @@
         </w:pBdr>
       </w:pPr>
       <w:r>
-        <w:t>{{skills_tool|map(attribute='name')|join(', ')}}</w:t>
+        <w:t>{{exp.skills_tool|map(attribute='name')|join(', ')}}</w:t>
       </w:r>
     </w:p>
     <w:p>
@@ -1269,6 +1211,101 @@
           <w:sz w:val="2"/>
         </w:rPr>
         <w:t xml:space="preserve">{%p endfor %}</w:t>
+      </w:r>
+    </w:p>
+    <w:p>
+      <w:r>
+        <w:t>FORMATION, CERTIFICATIONS &amp; LANGUES</w:t>
+      </w:r>
+    </w:p>
+    <w:p>
+      <w:r>
+        <w:t>{%p if educations %}</w:t>
+      </w:r>
+    </w:p>
+    <w:p>
+      <w:r>
+        <w:t>Formation</w:t>
+      </w:r>
+    </w:p>
+    <w:p>
+      <w:r>
+        <w:t>{%p for edu in educations %}</w:t>
+      </w:r>
+    </w:p>
+    <w:p>
+      <w:r>
+        <w:t>{{edu.degree}} {{edu.field_of_study}} - {{edu.school}}{% if edu.period %} ({{edu.period}}){% endif %}</w:t>
+      </w:r>
+    </w:p>
+    <w:p>
+      <w:r>
+        <w:t>{%p endfor %}</w:t>
+      </w:r>
+    </w:p>
+    <w:p>
+      <w:r>
+        <w:t>{%p endif %}</w:t>
+      </w:r>
+    </w:p>
+    <w:p>
+      <w:r>
+        <w:t>{%p if certifications %}</w:t>
+      </w:r>
+    </w:p>
+    <w:p>
+      <w:r>
+        <w:t>Certifications</w:t>
+      </w:r>
+    </w:p>
+    <w:p>
+      <w:r>
+        <w:t>{%p for cert in certifications %}</w:t>
+      </w:r>
+    </w:p>
+    <w:p>
+      <w:r>
+        <w:t>{{cert.name}} - {{cert.issuer}}{% if cert.issue_date %} ({{cert.issue_date}}){% endif %}</w:t>
+      </w:r>
+    </w:p>
+    <w:p>
+      <w:r>
+        <w:t>{%p endfor %}</w:t>
+      </w:r>
+    </w:p>
+    <w:p>
+      <w:r>
+        <w:t>{%p endif %}</w:t>
+      </w:r>
+    </w:p>
+    <w:p>
+      <w:r>
+        <w:t>{%p if languages %}</w:t>
+      </w:r>
+    </w:p>
+    <w:p>
+      <w:r>
+        <w:t>Langues</w:t>
+      </w:r>
+    </w:p>
+    <w:p>
+      <w:r>
+        <w:t>{%p for lang in languages %}</w:t>
+      </w:r>
+    </w:p>
+    <w:p>
+      <w:r>
+        <w:t>{{lang.name}} - {{lang.level}} {{lang.level_label}}</w:t>
+      </w:r>
+    </w:p>
+    <w:p>
+      <w:r>
+        <w:t>{%p endfor %}</w:t>
+      </w:r>
+    </w:p>
+    <w:p>
+      <w:r>
+        <w:t>{%p endif %}</w:t>
       </w:r>
     </w:p>
     <w:sectPr>

--- a/backend/static/builtin_templates/dossier_technique.docx
+++ b/backend/static/builtin_templates/dossier_technique.docx
@@ -196,6 +196,45 @@
           <w:rFonts w:ascii="Calibri" w:hAnsi="Calibri" w:cs="Calibri"/>
         </w:rPr>
         <w:t xml:space="preserve">{{location}}</w:t>
+      </w:r>
+    </w:p>
+    <w:p>
+      <w:pPr>
+        <w:jc w:val="center"/>
+        <w:spacing w:before="0" w:after="0"/>
+      </w:pPr>
+      <w:r>
+        <w:rPr>
+          <w:color w:val="FFFFFF"/>
+          <w:sz w:val="2"/>
+        </w:rPr>
+        <w:t xml:space="preserve">{%p if years_of_experience %}</w:t>
+      </w:r>
+    </w:p>
+    <w:p>
+      <w:pPr>
+        <w:jc w:val="center"/>
+        <w:spacing w:after="60"/>
+      </w:pPr>
+      <w:r>
+        <w:rPr>
+          <w:sz w:val="22"/>
+          <w:rFonts w:ascii="Calibri" w:hAnsi="Calibri" w:cs="Calibri"/>
+        </w:rPr>
+        <w:t xml:space="preserve">{{years_of_experience}} ans d’expérience</w:t>
+      </w:r>
+    </w:p>
+    <w:p>
+      <w:pPr>
+        <w:jc w:val="center"/>
+        <w:spacing w:before="0" w:after="0"/>
+      </w:pPr>
+      <w:r>
+        <w:rPr>
+          <w:color w:val="FFFFFF"/>
+          <w:sz w:val="2"/>
+        </w:rPr>
+        <w:t xml:space="preserve">{%p endif %}</w:t>
       </w:r>
     </w:p>
     <w:p>
@@ -346,7 +385,7 @@
           </w:tcPr>
           <w:p>
             <w:r>
-              <w:t>Priorit?</w:t>
+              <w:t>Priorité</w:t>
             </w:r>
           </w:p>
         </w:tc>
@@ -925,7 +964,7 @@
         <w:spacing w:after="60"/>
       </w:pPr>
       <w:r>
-        <w:t>Disponibilit? : {{availability_label}}{% if availability_date %} ({{availability_date}}){% endif %}</w:t>
+        <w:t>Disponibilité : {{availability_label}}{% if availability_date %} ({{availability_date}}){% endif %}</w:t>
       </w:r>
     </w:p>
     <w:p>
@@ -1215,17 +1254,25 @@
     </w:p>
     <w:p>
       <w:r>
-        <w:t>FORMATION, CERTIFICATIONS &amp; LANGUES</w:t>
-      </w:r>
-    </w:p>
-    <w:p>
-      <w:r>
         <w:t>{%p if educations %}</w:t>
       </w:r>
     </w:p>
     <w:p>
-      <w:r>
-        <w:t>Formation</w:t>
+      <w:pPr>
+        <w:pStyle w:val="Heading1"/>
+        <w:spacing w:before="240" w:after="120"/>
+        <w:pBdr>
+          <w:bottom w:val="single" w:sz="8" w:space="2" w:color="0B3D91"/>
+        </w:pBdr>
+      </w:pPr>
+      <w:r>
+        <w:rPr>
+          <w:b/>
+          <w:color w:val="0B3D91"/>
+          <w:sz w:val="28"/>
+          <w:rFonts w:ascii="Calibri" w:hAnsi="Calibri" w:cs="Calibri"/>
+        </w:rPr>
+        <w:t>FORMATION</w:t>
       </w:r>
     </w:p>
     <w:p>
@@ -1254,8 +1301,21 @@
       </w:r>
     </w:p>
     <w:p>
-      <w:r>
-        <w:t>Certifications</w:t>
+      <w:pPr>
+        <w:pStyle w:val="Heading1"/>
+        <w:spacing w:before="240" w:after="120"/>
+        <w:pBdr>
+          <w:bottom w:val="single" w:sz="8" w:space="2" w:color="0B3D91"/>
+        </w:pBdr>
+      </w:pPr>
+      <w:r>
+        <w:rPr>
+          <w:b/>
+          <w:color w:val="0B3D91"/>
+          <w:sz w:val="28"/>
+          <w:rFonts w:ascii="Calibri" w:hAnsi="Calibri" w:cs="Calibri"/>
+        </w:rPr>
+        <w:t>CERTIFICATIONS</w:t>
       </w:r>
     </w:p>
     <w:p>
@@ -1284,8 +1344,21 @@
       </w:r>
     </w:p>
     <w:p>
-      <w:r>
-        <w:t>Langues</w:t>
+      <w:pPr>
+        <w:pStyle w:val="Heading1"/>
+        <w:spacing w:before="240" w:after="120"/>
+        <w:pBdr>
+          <w:bottom w:val="single" w:sz="8" w:space="2" w:color="0B3D91"/>
+        </w:pBdr>
+      </w:pPr>
+      <w:r>
+        <w:rPr>
+          <w:b/>
+          <w:color w:val="0B3D91"/>
+          <w:sz w:val="28"/>
+          <w:rFonts w:ascii="Calibri" w:hAnsi="Calibri" w:cs="Calibri"/>
+        </w:rPr>
+        <w:t>LANGUES</w:t>
       </w:r>
     </w:p>
     <w:p>
